--- a/docs/questions/qs-trigonometricidentities-degrees.docx
+++ b/docs/questions/qs-trigonometricidentities-degrees.docx
@@ -52,7 +52,7 @@
         </w:rPr>
         <w:t xml:space="preserve"> </w:t>
       </w:r>
-      <w:hyperlink r:id="rId20">
+      <w:hyperlink r:id="rId9">
         <w:r>
           <w:rPr>
             <w:rStyle w:val="Hyperlink"/>
@@ -70,7 +70,7 @@
         <w:t xml:space="preserve">.</w:t>
       </w:r>
     </w:p>
-    <w:bookmarkStart w:id="21" w:name="q1"/>
+    <w:bookmarkStart w:id="10" w:name="q1"/>
     <w:p>
       <w:pPr>
         <w:pStyle w:val="Heading2"/>
@@ -104,47 +104,51 @@
         <m:r>
           <m:t>2</m:t>
         </m:r>
-        <m:d>
-          <m:dPr>
-            <m:begChr m:val="("/>
-            <m:sepChr m:val=""/>
-            <m:endChr m:val=")"/>
-            <m:grow/>
-          </m:dPr>
+        <m:r>
+          <m:rPr>
+            <m:sty m:val="p"/>
+          </m:rPr>
+          <m:t>(</m:t>
+        </m:r>
+        <m:r>
+          <m:t>6</m:t>
+        </m:r>
+        <m:sSup>
           <m:e>
             <m:r>
-              <m:t>6</m:t>
-            </m:r>
-            <m:sSup>
-              <m:e>
-                <m:r>
-                  <m:rPr>
-                    <m:sty m:val="p"/>
-                  </m:rPr>
-                  <m:t>sin</m:t>
-                </m:r>
-              </m:e>
-              <m:sup>
-                <m:r>
-                  <m:t>2</m:t>
-                </m:r>
-              </m:sup>
-            </m:sSup>
-            <m:d>
-              <m:dPr>
-                <m:begChr m:val="("/>
-                <m:sepChr m:val=""/>
-                <m:endChr m:val=")"/>
-                <m:grow/>
-              </m:dPr>
-              <m:e>
-                <m:r>
-                  <m:t>θ</m:t>
-                </m:r>
-              </m:e>
-            </m:d>
+              <m:rPr>
+                <m:sty m:val="p"/>
+              </m:rPr>
+              <m:t>sin</m:t>
+            </m:r>
           </m:e>
-        </m:d>
+          <m:sup>
+            <m:r>
+              <m:t>2</m:t>
+            </m:r>
+          </m:sup>
+        </m:sSup>
+        <m:r>
+          <m:rPr>
+            <m:sty m:val="p"/>
+          </m:rPr>
+          <m:t>(</m:t>
+        </m:r>
+        <m:r>
+          <m:t>θ</m:t>
+        </m:r>
+        <m:r>
+          <m:rPr>
+            <m:sty m:val="p"/>
+          </m:rPr>
+          <m:t>)</m:t>
+        </m:r>
+        <m:r>
+          <m:rPr>
+            <m:sty m:val="p"/>
+          </m:rPr>
+          <m:t>)</m:t>
+        </m:r>
         <m:r>
           <m:rPr>
             <m:sty m:val="p"/>
@@ -154,47 +158,51 @@
         <m:r>
           <m:t>3</m:t>
         </m:r>
-        <m:d>
-          <m:dPr>
-            <m:begChr m:val="("/>
-            <m:sepChr m:val=""/>
-            <m:endChr m:val=")"/>
-            <m:grow/>
-          </m:dPr>
+        <m:r>
+          <m:rPr>
+            <m:sty m:val="p"/>
+          </m:rPr>
+          <m:t>(</m:t>
+        </m:r>
+        <m:r>
+          <m:t>4</m:t>
+        </m:r>
+        <m:sSup>
           <m:e>
             <m:r>
-              <m:t>4</m:t>
-            </m:r>
-            <m:sSup>
-              <m:e>
-                <m:r>
-                  <m:rPr>
-                    <m:sty m:val="p"/>
-                  </m:rPr>
-                  <m:t>cos</m:t>
-                </m:r>
-              </m:e>
-              <m:sup>
-                <m:r>
-                  <m:t>2</m:t>
-                </m:r>
-              </m:sup>
-            </m:sSup>
-            <m:d>
-              <m:dPr>
-                <m:begChr m:val="("/>
-                <m:sepChr m:val=""/>
-                <m:endChr m:val=")"/>
-                <m:grow/>
-              </m:dPr>
-              <m:e>
-                <m:r>
-                  <m:t>θ</m:t>
-                </m:r>
-              </m:e>
-            </m:d>
+              <m:rPr>
+                <m:sty m:val="p"/>
+              </m:rPr>
+              <m:t>cos</m:t>
+            </m:r>
           </m:e>
-        </m:d>
+          <m:sup>
+            <m:r>
+              <m:t>2</m:t>
+            </m:r>
+          </m:sup>
+        </m:sSup>
+        <m:r>
+          <m:rPr>
+            <m:sty m:val="p"/>
+          </m:rPr>
+          <m:t>(</m:t>
+        </m:r>
+        <m:r>
+          <m:t>θ</m:t>
+        </m:r>
+        <m:r>
+          <m:rPr>
+            <m:sty m:val="p"/>
+          </m:rPr>
+          <m:t>)</m:t>
+        </m:r>
+        <m:r>
+          <m:rPr>
+            <m:sty m:val="p"/>
+          </m:rPr>
+          <m:t>)</m:t>
+        </m:r>
       </m:oMath>
       <w:r>
         <w:t xml:space="preserve">.</w:t>
@@ -217,47 +225,51 @@
         <m:r>
           <m:t>10</m:t>
         </m:r>
-        <m:d>
-          <m:dPr>
-            <m:begChr m:val="("/>
-            <m:sepChr m:val=""/>
-            <m:endChr m:val=")"/>
-            <m:grow/>
-          </m:dPr>
+        <m:r>
+          <m:rPr>
+            <m:sty m:val="p"/>
+          </m:rPr>
+          <m:t>(</m:t>
+        </m:r>
+        <m:r>
+          <m:t>7</m:t>
+        </m:r>
+        <m:sSup>
           <m:e>
             <m:r>
-              <m:t>7</m:t>
-            </m:r>
-            <m:sSup>
-              <m:e>
-                <m:r>
-                  <m:rPr>
-                    <m:sty m:val="p"/>
-                  </m:rPr>
-                  <m:t>sin</m:t>
-                </m:r>
-              </m:e>
-              <m:sup>
-                <m:r>
-                  <m:t>2</m:t>
-                </m:r>
-              </m:sup>
-            </m:sSup>
-            <m:d>
-              <m:dPr>
-                <m:begChr m:val="("/>
-                <m:sepChr m:val=""/>
-                <m:endChr m:val=")"/>
-                <m:grow/>
-              </m:dPr>
-              <m:e>
-                <m:r>
-                  <m:t>θ</m:t>
-                </m:r>
-              </m:e>
-            </m:d>
+              <m:rPr>
+                <m:sty m:val="p"/>
+              </m:rPr>
+              <m:t>sin</m:t>
+            </m:r>
           </m:e>
-        </m:d>
+          <m:sup>
+            <m:r>
+              <m:t>2</m:t>
+            </m:r>
+          </m:sup>
+        </m:sSup>
+        <m:r>
+          <m:rPr>
+            <m:sty m:val="p"/>
+          </m:rPr>
+          <m:t>(</m:t>
+        </m:r>
+        <m:r>
+          <m:t>θ</m:t>
+        </m:r>
+        <m:r>
+          <m:rPr>
+            <m:sty m:val="p"/>
+          </m:rPr>
+          <m:t>)</m:t>
+        </m:r>
+        <m:r>
+          <m:rPr>
+            <m:sty m:val="p"/>
+          </m:rPr>
+          <m:t>)</m:t>
+        </m:r>
         <m:r>
           <m:rPr>
             <m:sty m:val="p"/>
@@ -267,47 +279,51 @@
         <m:r>
           <m:t>14</m:t>
         </m:r>
-        <m:d>
-          <m:dPr>
-            <m:begChr m:val="("/>
-            <m:sepChr m:val=""/>
-            <m:endChr m:val=")"/>
-            <m:grow/>
-          </m:dPr>
+        <m:r>
+          <m:rPr>
+            <m:sty m:val="p"/>
+          </m:rPr>
+          <m:t>(</m:t>
+        </m:r>
+        <m:r>
+          <m:t>5</m:t>
+        </m:r>
+        <m:sSup>
           <m:e>
             <m:r>
-              <m:t>5</m:t>
-            </m:r>
-            <m:sSup>
-              <m:e>
-                <m:r>
-                  <m:rPr>
-                    <m:sty m:val="p"/>
-                  </m:rPr>
-                  <m:t>cos</m:t>
-                </m:r>
-              </m:e>
-              <m:sup>
-                <m:r>
-                  <m:t>2</m:t>
-                </m:r>
-              </m:sup>
-            </m:sSup>
-            <m:d>
-              <m:dPr>
-                <m:begChr m:val="("/>
-                <m:sepChr m:val=""/>
-                <m:endChr m:val=")"/>
-                <m:grow/>
-              </m:dPr>
-              <m:e>
-                <m:r>
-                  <m:t>θ</m:t>
-                </m:r>
-              </m:e>
-            </m:d>
+              <m:rPr>
+                <m:sty m:val="p"/>
+              </m:rPr>
+              <m:t>cos</m:t>
+            </m:r>
           </m:e>
-        </m:d>
+          <m:sup>
+            <m:r>
+              <m:t>2</m:t>
+            </m:r>
+          </m:sup>
+        </m:sSup>
+        <m:r>
+          <m:rPr>
+            <m:sty m:val="p"/>
+          </m:rPr>
+          <m:t>(</m:t>
+        </m:r>
+        <m:r>
+          <m:t>θ</m:t>
+        </m:r>
+        <m:r>
+          <m:rPr>
+            <m:sty m:val="p"/>
+          </m:rPr>
+          <m:t>)</m:t>
+        </m:r>
+        <m:r>
+          <m:rPr>
+            <m:sty m:val="p"/>
+          </m:rPr>
+          <m:t>)</m:t>
+        </m:r>
       </m:oMath>
       <w:r>
         <w:t xml:space="preserve">.</w:t>
@@ -363,19 +379,21 @@
                     </m:r>
                   </m:sup>
                 </m:sSup>
-                <m:d>
-                  <m:dPr>
-                    <m:begChr m:val="("/>
-                    <m:sepChr m:val=""/>
-                    <m:endChr m:val=")"/>
-                    <m:grow/>
-                  </m:dPr>
-                  <m:e>
-                    <m:r>
-                      <m:t>θ</m:t>
-                    </m:r>
-                  </m:e>
-                </m:d>
+                <m:r>
+                  <m:rPr>
+                    <m:sty m:val="p"/>
+                  </m:rPr>
+                  <m:t>(</m:t>
+                </m:r>
+                <m:r>
+                  <m:t>θ</m:t>
+                </m:r>
+                <m:r>
+                  <m:rPr>
+                    <m:sty m:val="p"/>
+                  </m:rPr>
+                  <m:t>)</m:t>
+                </m:r>
               </m:den>
             </m:f>
           </m:e>
@@ -422,19 +440,21 @@
                     </m:r>
                   </m:sup>
                 </m:sSup>
-                <m:d>
-                  <m:dPr>
-                    <m:begChr m:val="("/>
-                    <m:sepChr m:val=""/>
-                    <m:endChr m:val=")"/>
-                    <m:grow/>
-                  </m:dPr>
-                  <m:e>
-                    <m:r>
-                      <m:t>θ</m:t>
-                    </m:r>
-                  </m:e>
-                </m:d>
+                <m:r>
+                  <m:rPr>
+                    <m:sty m:val="p"/>
+                  </m:rPr>
+                  <m:t>(</m:t>
+                </m:r>
+                <m:r>
+                  <m:t>θ</m:t>
+                </m:r>
+                <m:r>
+                  <m:rPr>
+                    <m:sty m:val="p"/>
+                  </m:rPr>
+                  <m:t>)</m:t>
+                </m:r>
               </m:den>
             </m:f>
           </m:e>
@@ -458,80 +478,20 @@
         <m:r>
           <m:t> </m:t>
         </m:r>
+        <m:r>
+          <m:rPr>
+            <m:sty m:val="p"/>
+          </m:rPr>
+          <m:t>(</m:t>
+        </m:r>
         <m:sSup>
           <m:e>
-            <m:d>
-              <m:dPr>
-                <m:begChr m:val="("/>
-                <m:sepChr m:val=""/>
-                <m:endChr m:val=")"/>
-                <m:grow/>
-              </m:dPr>
-              <m:e>
-                <m:sSup>
-                  <m:e>
-                    <m:r>
-                      <m:rPr>
-                        <m:sty m:val="p"/>
-                      </m:rPr>
-                      <m:t>cos</m:t>
-                    </m:r>
-                  </m:e>
-                  <m:sup>
-                    <m:r>
-                      <m:t>2</m:t>
-                    </m:r>
-                  </m:sup>
-                </m:sSup>
-                <m:d>
-                  <m:dPr>
-                    <m:begChr m:val="("/>
-                    <m:sepChr m:val=""/>
-                    <m:endChr m:val=")"/>
-                    <m:grow/>
-                  </m:dPr>
-                  <m:e>
-                    <m:r>
-                      <m:t>θ</m:t>
-                    </m:r>
-                  </m:e>
-                </m:d>
-                <m:r>
-                  <m:rPr>
-                    <m:sty m:val="p"/>
-                  </m:rPr>
-                  <m:t>−</m:t>
-                </m:r>
-                <m:sSup>
-                  <m:e>
-                    <m:r>
-                      <m:rPr>
-                        <m:sty m:val="p"/>
-                      </m:rPr>
-                      <m:t>sin</m:t>
-                    </m:r>
-                  </m:e>
-                  <m:sup>
-                    <m:r>
-                      <m:t>2</m:t>
-                    </m:r>
-                  </m:sup>
-                </m:sSup>
-                <m:d>
-                  <m:dPr>
-                    <m:begChr m:val="("/>
-                    <m:sepChr m:val=""/>
-                    <m:endChr m:val=")"/>
-                    <m:grow/>
-                  </m:dPr>
-                  <m:e>
-                    <m:r>
-                      <m:t>θ</m:t>
-                    </m:r>
-                  </m:e>
-                </m:d>
-              </m:e>
-            </m:d>
+            <m:r>
+              <m:rPr>
+                <m:sty m:val="p"/>
+              </m:rPr>
+              <m:t>cos</m:t>
+            </m:r>
           </m:e>
           <m:sup>
             <m:r>
@@ -543,21 +503,30 @@
           <m:rPr>
             <m:sty m:val="p"/>
           </m:rPr>
-          <m:t>+</m:t>
-        </m:r>
-        <m:r>
-          <m:t>4</m:t>
-        </m:r>
-        <m:r>
-          <m:t>s</m:t>
-        </m:r>
-        <m:r>
-          <m:t>i</m:t>
+          <m:t>(</m:t>
+        </m:r>
+        <m:r>
+          <m:t>θ</m:t>
+        </m:r>
+        <m:r>
+          <m:rPr>
+            <m:sty m:val="p"/>
+          </m:rPr>
+          <m:t>)</m:t>
+        </m:r>
+        <m:r>
+          <m:rPr>
+            <m:sty m:val="p"/>
+          </m:rPr>
+          <m:t>−</m:t>
         </m:r>
         <m:sSup>
           <m:e>
             <m:r>
-              <m:t>n</m:t>
+              <m:rPr>
+                <m:sty m:val="p"/>
+              </m:rPr>
+              <m:t>sin</m:t>
             </m:r>
           </m:e>
           <m:sup>
@@ -566,26 +535,28 @@
             </m:r>
           </m:sup>
         </m:sSup>
-        <m:d>
-          <m:dPr>
-            <m:begChr m:val="("/>
-            <m:sepChr m:val=""/>
-            <m:endChr m:val=")"/>
-            <m:grow/>
-          </m:dPr>
-          <m:e>
-            <m:r>
-              <m:t>θ</m:t>
-            </m:r>
-          </m:e>
-        </m:d>
+        <m:r>
+          <m:rPr>
+            <m:sty m:val="p"/>
+          </m:rPr>
+          <m:t>(</m:t>
+        </m:r>
+        <m:r>
+          <m:t>θ</m:t>
+        </m:r>
+        <m:r>
+          <m:rPr>
+            <m:sty m:val="p"/>
+          </m:rPr>
+          <m:t>)</m:t>
+        </m:r>
         <m:sSup>
           <m:e>
             <m:r>
               <m:rPr>
                 <m:sty m:val="p"/>
               </m:rPr>
-              <m:t>cos</m:t>
+              <m:t>)</m:t>
             </m:r>
           </m:e>
           <m:sup>
@@ -594,19 +565,78 @@
             </m:r>
           </m:sup>
         </m:sSup>
-        <m:d>
-          <m:dPr>
-            <m:begChr m:val="("/>
-            <m:sepChr m:val=""/>
-            <m:endChr m:val=")"/>
-            <m:grow/>
-          </m:dPr>
+        <m:r>
+          <m:rPr>
+            <m:sty m:val="p"/>
+          </m:rPr>
+          <m:t>+</m:t>
+        </m:r>
+        <m:r>
+          <m:t>4</m:t>
+        </m:r>
+        <m:r>
+          <m:t>s</m:t>
+        </m:r>
+        <m:r>
+          <m:t>i</m:t>
+        </m:r>
+        <m:sSup>
           <m:e>
             <m:r>
-              <m:t>θ</m:t>
+              <m:t>n</m:t>
             </m:r>
           </m:e>
-        </m:d>
+          <m:sup>
+            <m:r>
+              <m:t>2</m:t>
+            </m:r>
+          </m:sup>
+        </m:sSup>
+        <m:r>
+          <m:rPr>
+            <m:sty m:val="p"/>
+          </m:rPr>
+          <m:t>(</m:t>
+        </m:r>
+        <m:r>
+          <m:t>θ</m:t>
+        </m:r>
+        <m:r>
+          <m:rPr>
+            <m:sty m:val="p"/>
+          </m:rPr>
+          <m:t>)</m:t>
+        </m:r>
+        <m:sSup>
+          <m:e>
+            <m:r>
+              <m:rPr>
+                <m:sty m:val="p"/>
+              </m:rPr>
+              <m:t>cos</m:t>
+            </m:r>
+          </m:e>
+          <m:sup>
+            <m:r>
+              <m:t>2</m:t>
+            </m:r>
+          </m:sup>
+        </m:sSup>
+        <m:r>
+          <m:rPr>
+            <m:sty m:val="p"/>
+          </m:rPr>
+          <m:t>(</m:t>
+        </m:r>
+        <m:r>
+          <m:t>θ</m:t>
+        </m:r>
+        <m:r>
+          <m:rPr>
+            <m:sty m:val="p"/>
+          </m:rPr>
+          <m:t>)</m:t>
+        </m:r>
       </m:oMath>
     </w:p>
     <w:p>
@@ -632,38 +662,42 @@
           </m:rPr>
           <m:t>sin</m:t>
         </m:r>
-        <m:d>
-          <m:dPr>
-            <m:begChr m:val="("/>
-            <m:sepChr m:val=""/>
-            <m:endChr m:val=")"/>
-            <m:grow/>
-          </m:dPr>
-          <m:e>
-            <m:r>
-              <m:t>30</m:t>
-            </m:r>
-          </m:e>
-        </m:d>
+        <m:r>
+          <m:rPr>
+            <m:sty m:val="p"/>
+          </m:rPr>
+          <m:t>(</m:t>
+        </m:r>
+        <m:r>
+          <m:t>30</m:t>
+        </m:r>
+        <m:r>
+          <m:rPr>
+            <m:sty m:val="p"/>
+          </m:rPr>
+          <m:t>)</m:t>
+        </m:r>
         <m:r>
           <m:rPr>
             <m:sty m:val="p"/>
           </m:rPr>
           <m:t>cos</m:t>
         </m:r>
-        <m:d>
-          <m:dPr>
-            <m:begChr m:val="("/>
-            <m:sepChr m:val=""/>
-            <m:endChr m:val=")"/>
-            <m:grow/>
-          </m:dPr>
-          <m:e>
-            <m:r>
-              <m:t>15</m:t>
-            </m:r>
-          </m:e>
-        </m:d>
+        <m:r>
+          <m:rPr>
+            <m:sty m:val="p"/>
+          </m:rPr>
+          <m:t>(</m:t>
+        </m:r>
+        <m:r>
+          <m:t>15</m:t>
+        </m:r>
+        <m:r>
+          <m:rPr>
+            <m:sty m:val="p"/>
+          </m:rPr>
+          <m:t>)</m:t>
+        </m:r>
         <m:r>
           <m:rPr>
             <m:sty m:val="p"/>
@@ -679,38 +713,42 @@
           </m:rPr>
           <m:t>cos</m:t>
         </m:r>
-        <m:d>
-          <m:dPr>
-            <m:begChr m:val="("/>
-            <m:sepChr m:val=""/>
-            <m:endChr m:val=")"/>
-            <m:grow/>
-          </m:dPr>
-          <m:e>
-            <m:r>
-              <m:t>30</m:t>
-            </m:r>
-          </m:e>
-        </m:d>
+        <m:r>
+          <m:rPr>
+            <m:sty m:val="p"/>
+          </m:rPr>
+          <m:t>(</m:t>
+        </m:r>
+        <m:r>
+          <m:t>30</m:t>
+        </m:r>
+        <m:r>
+          <m:rPr>
+            <m:sty m:val="p"/>
+          </m:rPr>
+          <m:t>)</m:t>
+        </m:r>
         <m:r>
           <m:rPr>
             <m:sty m:val="p"/>
           </m:rPr>
           <m:t>sin</m:t>
         </m:r>
-        <m:d>
-          <m:dPr>
-            <m:begChr m:val="("/>
-            <m:sepChr m:val=""/>
-            <m:endChr m:val=")"/>
-            <m:grow/>
-          </m:dPr>
-          <m:e>
-            <m:r>
-              <m:t>15</m:t>
-            </m:r>
-          </m:e>
-        </m:d>
+        <m:r>
+          <m:rPr>
+            <m:sty m:val="p"/>
+          </m:rPr>
+          <m:t>(</m:t>
+        </m:r>
+        <m:r>
+          <m:t>15</m:t>
+        </m:r>
+        <m:r>
+          <m:rPr>
+            <m:sty m:val="p"/>
+          </m:rPr>
+          <m:t>)</m:t>
+        </m:r>
       </m:oMath>
     </w:p>
     <w:p>
@@ -736,38 +774,42 @@
           </m:rPr>
           <m:t>cos</m:t>
         </m:r>
-        <m:d>
-          <m:dPr>
-            <m:begChr m:val="("/>
-            <m:sepChr m:val=""/>
-            <m:endChr m:val=")"/>
-            <m:grow/>
-          </m:dPr>
-          <m:e>
-            <m:r>
-              <m:t>45</m:t>
-            </m:r>
-          </m:e>
-        </m:d>
+        <m:r>
+          <m:rPr>
+            <m:sty m:val="p"/>
+          </m:rPr>
+          <m:t>(</m:t>
+        </m:r>
+        <m:r>
+          <m:t>45</m:t>
+        </m:r>
+        <m:r>
+          <m:rPr>
+            <m:sty m:val="p"/>
+          </m:rPr>
+          <m:t>)</m:t>
+        </m:r>
         <m:r>
           <m:rPr>
             <m:sty m:val="p"/>
           </m:rPr>
           <m:t>cos</m:t>
         </m:r>
-        <m:d>
-          <m:dPr>
-            <m:begChr m:val="("/>
-            <m:sepChr m:val=""/>
-            <m:endChr m:val=")"/>
-            <m:grow/>
-          </m:dPr>
-          <m:e>
-            <m:r>
-              <m:t>15</m:t>
-            </m:r>
-          </m:e>
-        </m:d>
+        <m:r>
+          <m:rPr>
+            <m:sty m:val="p"/>
+          </m:rPr>
+          <m:t>(</m:t>
+        </m:r>
+        <m:r>
+          <m:t>15</m:t>
+        </m:r>
+        <m:r>
+          <m:rPr>
+            <m:sty m:val="p"/>
+          </m:rPr>
+          <m:t>)</m:t>
+        </m:r>
         <m:r>
           <m:rPr>
             <m:sty m:val="p"/>
@@ -783,38 +825,42 @@
           </m:rPr>
           <m:t>sin</m:t>
         </m:r>
-        <m:d>
-          <m:dPr>
-            <m:begChr m:val="("/>
-            <m:sepChr m:val=""/>
-            <m:endChr m:val=")"/>
-            <m:grow/>
-          </m:dPr>
-          <m:e>
-            <m:r>
-              <m:t>45</m:t>
-            </m:r>
-          </m:e>
-        </m:d>
+        <m:r>
+          <m:rPr>
+            <m:sty m:val="p"/>
+          </m:rPr>
+          <m:t>(</m:t>
+        </m:r>
+        <m:r>
+          <m:t>45</m:t>
+        </m:r>
+        <m:r>
+          <m:rPr>
+            <m:sty m:val="p"/>
+          </m:rPr>
+          <m:t>)</m:t>
+        </m:r>
         <m:r>
           <m:rPr>
             <m:sty m:val="p"/>
           </m:rPr>
           <m:t>sin</m:t>
         </m:r>
-        <m:d>
-          <m:dPr>
-            <m:begChr m:val="("/>
-            <m:sepChr m:val=""/>
-            <m:endChr m:val=")"/>
-            <m:grow/>
-          </m:dPr>
-          <m:e>
-            <m:r>
-              <m:t>15</m:t>
-            </m:r>
-          </m:e>
-        </m:d>
+        <m:r>
+          <m:rPr>
+            <m:sty m:val="p"/>
+          </m:rPr>
+          <m:t>(</m:t>
+        </m:r>
+        <m:r>
+          <m:t>15</m:t>
+        </m:r>
+        <m:r>
+          <m:rPr>
+            <m:sty m:val="p"/>
+          </m:rPr>
+          <m:t>)</m:t>
+        </m:r>
       </m:oMath>
     </w:p>
     <w:p>
@@ -837,19 +883,21 @@
           </m:rPr>
           <m:t>sin</m:t>
         </m:r>
-        <m:d>
-          <m:dPr>
-            <m:begChr m:val="("/>
-            <m:sepChr m:val=""/>
-            <m:endChr m:val=")"/>
-            <m:grow/>
-          </m:dPr>
-          <m:e>
-            <m:r>
-              <m:t>150</m:t>
-            </m:r>
-          </m:e>
-        </m:d>
+        <m:r>
+          <m:rPr>
+            <m:sty m:val="p"/>
+          </m:rPr>
+          <m:t>(</m:t>
+        </m:r>
+        <m:r>
+          <m:t>150</m:t>
+        </m:r>
+        <m:r>
+          <m:rPr>
+            <m:sty m:val="p"/>
+          </m:rPr>
+          <m:t>)</m:t>
+        </m:r>
         <m:r>
           <m:rPr>
             <m:sty m:val="p"/>
@@ -862,19 +910,21 @@
           </m:rPr>
           <m:t>sin</m:t>
         </m:r>
-        <m:d>
-          <m:dPr>
-            <m:begChr m:val="("/>
-            <m:sepChr m:val=""/>
-            <m:endChr m:val=")"/>
-            <m:grow/>
-          </m:dPr>
-          <m:e>
-            <m:r>
-              <m:t>30</m:t>
-            </m:r>
-          </m:e>
-        </m:d>
+        <m:r>
+          <m:rPr>
+            <m:sty m:val="p"/>
+          </m:rPr>
+          <m:t>(</m:t>
+        </m:r>
+        <m:r>
+          <m:t>30</m:t>
+        </m:r>
+        <m:r>
+          <m:rPr>
+            <m:sty m:val="p"/>
+          </m:rPr>
+          <m:t>)</m:t>
+        </m:r>
       </m:oMath>
     </w:p>
     <w:p>
@@ -897,19 +947,21 @@
           </m:rPr>
           <m:t>cos</m:t>
         </m:r>
-        <m:d>
-          <m:dPr>
-            <m:begChr m:val="("/>
-            <m:sepChr m:val=""/>
-            <m:endChr m:val=")"/>
-            <m:grow/>
-          </m:dPr>
-          <m:e>
-            <m:r>
-              <m:t>150</m:t>
-            </m:r>
-          </m:e>
-        </m:d>
+        <m:r>
+          <m:rPr>
+            <m:sty m:val="p"/>
+          </m:rPr>
+          <m:t>(</m:t>
+        </m:r>
+        <m:r>
+          <m:t>150</m:t>
+        </m:r>
+        <m:r>
+          <m:rPr>
+            <m:sty m:val="p"/>
+          </m:rPr>
+          <m:t>)</m:t>
+        </m:r>
         <m:r>
           <m:rPr>
             <m:sty m:val="p"/>
@@ -922,23 +974,25 @@
           </m:rPr>
           <m:t>cos</m:t>
         </m:r>
-        <m:d>
-          <m:dPr>
-            <m:begChr m:val="("/>
-            <m:sepChr m:val=""/>
-            <m:endChr m:val=")"/>
-            <m:grow/>
-          </m:dPr>
-          <m:e>
-            <m:r>
-              <m:t>30</m:t>
-            </m:r>
-          </m:e>
-        </m:d>
+        <m:r>
+          <m:rPr>
+            <m:sty m:val="p"/>
+          </m:rPr>
+          <m:t>(</m:t>
+        </m:r>
+        <m:r>
+          <m:t>30</m:t>
+        </m:r>
+        <m:r>
+          <m:rPr>
+            <m:sty m:val="p"/>
+          </m:rPr>
+          <m:t>)</m:t>
+        </m:r>
       </m:oMath>
     </w:p>
-    <w:bookmarkEnd w:id="21"/>
-    <w:bookmarkStart w:id="22" w:name="q2"/>
+    <w:bookmarkEnd w:id="10"/>
+    <w:bookmarkStart w:id="11" w:name="q2"/>
     <w:p>
       <w:pPr>
         <w:pStyle w:val="Heading2"/>
@@ -975,44 +1029,48 @@
           </m:rPr>
           <m:t>tan</m:t>
         </m:r>
-        <m:d>
-          <m:dPr>
-            <m:begChr m:val="("/>
-            <m:sepChr m:val=""/>
-            <m:endChr m:val=")"/>
-            <m:grow/>
-          </m:dPr>
-          <m:e>
-            <m:r>
-              <m:t>θ</m:t>
-            </m:r>
-          </m:e>
-        </m:d>
+        <m:r>
+          <m:rPr>
+            <m:sty m:val="p"/>
+          </m:rPr>
+          <m:t>(</m:t>
+        </m:r>
+        <m:r>
+          <m:t>θ</m:t>
+        </m:r>
+        <m:r>
+          <m:rPr>
+            <m:sty m:val="p"/>
+          </m:rPr>
+          <m:t>)</m:t>
+        </m:r>
         <m:r>
           <m:rPr>
             <m:sty m:val="p"/>
           </m:rPr>
           <m:t>cos</m:t>
         </m:r>
-        <m:d>
-          <m:dPr>
-            <m:begChr m:val="("/>
-            <m:sepChr m:val=""/>
-            <m:endChr m:val=")"/>
-            <m:grow/>
-          </m:dPr>
-          <m:e>
-            <m:r>
-              <m:rPr>
-                <m:sty m:val="p"/>
-              </m:rPr>
-              <m:t>−</m:t>
-            </m:r>
-            <m:r>
-              <m:t>θ</m:t>
-            </m:r>
-          </m:e>
-        </m:d>
+        <m:r>
+          <m:rPr>
+            <m:sty m:val="p"/>
+          </m:rPr>
+          <m:t>(</m:t>
+        </m:r>
+        <m:r>
+          <m:rPr>
+            <m:sty m:val="p"/>
+          </m:rPr>
+          <m:t>−</m:t>
+        </m:r>
+        <m:r>
+          <m:t>θ</m:t>
+        </m:r>
+        <m:r>
+          <m:rPr>
+            <m:sty m:val="p"/>
+          </m:rPr>
+          <m:t>)</m:t>
+        </m:r>
       </m:oMath>
     </w:p>
     <w:p>
@@ -1035,75 +1093,81 @@
           </m:rPr>
           <m:t>tan</m:t>
         </m:r>
-        <m:d>
-          <m:dPr>
-            <m:begChr m:val="("/>
-            <m:sepChr m:val=""/>
-            <m:endChr m:val=")"/>
-            <m:grow/>
-          </m:dPr>
-          <m:e>
-            <m:r>
-              <m:rPr>
-                <m:sty m:val="p"/>
-              </m:rPr>
-              <m:t>−</m:t>
-            </m:r>
-            <m:r>
-              <m:t>θ</m:t>
-            </m:r>
-          </m:e>
-        </m:d>
+        <m:r>
+          <m:rPr>
+            <m:sty m:val="p"/>
+          </m:rPr>
+          <m:t>(</m:t>
+        </m:r>
+        <m:r>
+          <m:rPr>
+            <m:sty m:val="p"/>
+          </m:rPr>
+          <m:t>−</m:t>
+        </m:r>
+        <m:r>
+          <m:t>θ</m:t>
+        </m:r>
+        <m:r>
+          <m:rPr>
+            <m:sty m:val="p"/>
+          </m:rPr>
+          <m:t>)</m:t>
+        </m:r>
         <m:r>
           <m:rPr>
             <m:sty m:val="p"/>
           </m:rPr>
           <m:t>csc</m:t>
         </m:r>
-        <m:d>
-          <m:dPr>
-            <m:begChr m:val="("/>
-            <m:sepChr m:val=""/>
-            <m:endChr m:val=")"/>
-            <m:grow/>
-          </m:dPr>
-          <m:e>
-            <m:r>
-              <m:rPr>
-                <m:sty m:val="p"/>
-              </m:rPr>
-              <m:t>−</m:t>
-            </m:r>
-            <m:r>
-              <m:t>θ</m:t>
-            </m:r>
-          </m:e>
-        </m:d>
+        <m:r>
+          <m:rPr>
+            <m:sty m:val="p"/>
+          </m:rPr>
+          <m:t>(</m:t>
+        </m:r>
+        <m:r>
+          <m:rPr>
+            <m:sty m:val="p"/>
+          </m:rPr>
+          <m:t>−</m:t>
+        </m:r>
+        <m:r>
+          <m:t>θ</m:t>
+        </m:r>
+        <m:r>
+          <m:rPr>
+            <m:sty m:val="p"/>
+          </m:rPr>
+          <m:t>)</m:t>
+        </m:r>
         <m:r>
           <m:rPr>
             <m:sty m:val="p"/>
           </m:rPr>
           <m:t>sec</m:t>
         </m:r>
-        <m:d>
-          <m:dPr>
-            <m:begChr m:val="("/>
-            <m:sepChr m:val=""/>
-            <m:endChr m:val=")"/>
-            <m:grow/>
-          </m:dPr>
-          <m:e>
-            <m:r>
-              <m:rPr>
-                <m:sty m:val="p"/>
-              </m:rPr>
-              <m:t>−</m:t>
-            </m:r>
-            <m:r>
-              <m:t>θ</m:t>
-            </m:r>
-          </m:e>
-        </m:d>
+        <m:r>
+          <m:rPr>
+            <m:sty m:val="p"/>
+          </m:rPr>
+          <m:t>(</m:t>
+        </m:r>
+        <m:r>
+          <m:rPr>
+            <m:sty m:val="p"/>
+          </m:rPr>
+          <m:t>−</m:t>
+        </m:r>
+        <m:r>
+          <m:t>θ</m:t>
+        </m:r>
+        <m:r>
+          <m:rPr>
+            <m:sty m:val="p"/>
+          </m:rPr>
+          <m:t>)</m:t>
+        </m:r>
       </m:oMath>
     </w:p>
     <w:p>
@@ -1135,19 +1199,21 @@
             </m:r>
           </m:sup>
         </m:sSup>
-        <m:d>
-          <m:dPr>
-            <m:begChr m:val="("/>
-            <m:sepChr m:val=""/>
-            <m:endChr m:val=")"/>
-            <m:grow/>
-          </m:dPr>
-          <m:e>
-            <m:r>
-              <m:t>θ</m:t>
-            </m:r>
-          </m:e>
-        </m:d>
+        <m:r>
+          <m:rPr>
+            <m:sty m:val="p"/>
+          </m:rPr>
+          <m:t>(</m:t>
+        </m:r>
+        <m:r>
+          <m:t>θ</m:t>
+        </m:r>
+        <m:r>
+          <m:rPr>
+            <m:sty m:val="p"/>
+          </m:rPr>
+          <m:t>)</m:t>
+        </m:r>
         <m:r>
           <m:rPr>
             <m:sty m:val="p"/>
@@ -1169,19 +1235,21 @@
             </m:r>
           </m:sup>
         </m:sSup>
-        <m:d>
-          <m:dPr>
-            <m:begChr m:val="("/>
-            <m:sepChr m:val=""/>
-            <m:endChr m:val=")"/>
-            <m:grow/>
-          </m:dPr>
-          <m:e>
-            <m:r>
-              <m:t>θ</m:t>
-            </m:r>
-          </m:e>
-        </m:d>
+        <m:r>
+          <m:rPr>
+            <m:sty m:val="p"/>
+          </m:rPr>
+          <m:t>(</m:t>
+        </m:r>
+        <m:r>
+          <m:t>θ</m:t>
+        </m:r>
+        <m:r>
+          <m:rPr>
+            <m:sty m:val="p"/>
+          </m:rPr>
+          <m:t>)</m:t>
+        </m:r>
         <m:r>
           <m:rPr>
             <m:sty m:val="p"/>
@@ -1203,19 +1271,21 @@
             </m:r>
           </m:sup>
         </m:sSup>
-        <m:d>
-          <m:dPr>
-            <m:begChr m:val="("/>
-            <m:sepChr m:val=""/>
-            <m:endChr m:val=")"/>
-            <m:grow/>
-          </m:dPr>
-          <m:e>
-            <m:r>
-              <m:t>θ</m:t>
-            </m:r>
-          </m:e>
-        </m:d>
+        <m:r>
+          <m:rPr>
+            <m:sty m:val="p"/>
+          </m:rPr>
+          <m:t>(</m:t>
+        </m:r>
+        <m:r>
+          <m:t>θ</m:t>
+        </m:r>
+        <m:r>
+          <m:rPr>
+            <m:sty m:val="p"/>
+          </m:rPr>
+          <m:t>)</m:t>
+        </m:r>
       </m:oMath>
     </w:p>
     <w:p>
@@ -1246,19 +1316,21 @@
               </m:rPr>
               <m:t>sin</m:t>
             </m:r>
-            <m:d>
-              <m:dPr>
-                <m:begChr m:val="("/>
-                <m:sepChr m:val=""/>
-                <m:endChr m:val=")"/>
-                <m:grow/>
-              </m:dPr>
-              <m:e>
-                <m:r>
-                  <m:t>θ</m:t>
-                </m:r>
-              </m:e>
-            </m:d>
+            <m:r>
+              <m:rPr>
+                <m:sty m:val="p"/>
+              </m:rPr>
+              <m:t>(</m:t>
+            </m:r>
+            <m:r>
+              <m:t>θ</m:t>
+            </m:r>
+            <m:r>
+              <m:rPr>
+                <m:sty m:val="p"/>
+              </m:rPr>
+              <m:t>)</m:t>
+            </m:r>
           </m:num>
           <m:den>
             <m:r>
@@ -1267,66 +1339,72 @@
               </m:rPr>
               <m:t>cos</m:t>
             </m:r>
-            <m:d>
-              <m:dPr>
-                <m:begChr m:val="("/>
-                <m:sepChr m:val=""/>
-                <m:endChr m:val=")"/>
-                <m:grow/>
-              </m:dPr>
+            <m:r>
+              <m:rPr>
+                <m:sty m:val="p"/>
+              </m:rPr>
+              <m:t>(</m:t>
+            </m:r>
+            <m:r>
+              <m:t>θ</m:t>
+            </m:r>
+            <m:r>
+              <m:rPr>
+                <m:sty m:val="p"/>
+              </m:rPr>
+              <m:t>)</m:t>
+            </m:r>
+            <m:r>
+              <m:rPr>
+                <m:sty m:val="p"/>
+              </m:rPr>
+              <m:t>(</m:t>
+            </m:r>
+            <m:r>
+              <m:t>1</m:t>
+            </m:r>
+            <m:r>
+              <m:rPr>
+                <m:sty m:val="p"/>
+              </m:rPr>
+              <m:t>−</m:t>
+            </m:r>
+            <m:sSup>
               <m:e>
-                <m:r>
-                  <m:t>θ</m:t>
-                </m:r>
-              </m:e>
-            </m:d>
-            <m:d>
-              <m:dPr>
-                <m:begChr m:val="("/>
-                <m:sepChr m:val=""/>
-                <m:endChr m:val=")"/>
-                <m:grow/>
-              </m:dPr>
-              <m:e>
-                <m:r>
-                  <m:t>1</m:t>
-                </m:r>
                 <m:r>
                   <m:rPr>
                     <m:sty m:val="p"/>
                   </m:rPr>
-                  <m:t>−</m:t>
+                  <m:t>tan</m:t>
                 </m:r>
-                <m:sSup>
-                  <m:e>
-                    <m:r>
-                      <m:rPr>
-                        <m:sty m:val="p"/>
-                      </m:rPr>
-                      <m:t>tan</m:t>
-                    </m:r>
-                  </m:e>
-                  <m:sup>
-                    <m:r>
-                      <m:t>2</m:t>
-                    </m:r>
-                  </m:sup>
-                </m:sSup>
-                <m:d>
-                  <m:dPr>
-                    <m:begChr m:val="("/>
-                    <m:sepChr m:val=""/>
-                    <m:endChr m:val=")"/>
-                    <m:grow/>
-                  </m:dPr>
-                  <m:e>
-                    <m:r>
-                      <m:t>θ</m:t>
-                    </m:r>
-                  </m:e>
-                </m:d>
               </m:e>
-            </m:d>
+              <m:sup>
+                <m:r>
+                  <m:t>2</m:t>
+                </m:r>
+              </m:sup>
+            </m:sSup>
+            <m:r>
+              <m:rPr>
+                <m:sty m:val="p"/>
+              </m:rPr>
+              <m:t>(</m:t>
+            </m:r>
+            <m:r>
+              <m:t>θ</m:t>
+            </m:r>
+            <m:r>
+              <m:rPr>
+                <m:sty m:val="p"/>
+              </m:rPr>
+              <m:t>)</m:t>
+            </m:r>
+            <m:r>
+              <m:rPr>
+                <m:sty m:val="p"/>
+              </m:rPr>
+              <m:t>)</m:t>
+            </m:r>
           </m:den>
         </m:f>
       </m:oMath>
@@ -1356,22 +1434,24 @@
               </m:rPr>
               <m:t>sin</m:t>
             </m:r>
-            <m:d>
-              <m:dPr>
-                <m:begChr m:val="("/>
-                <m:sepChr m:val=""/>
-                <m:endChr m:val=")"/>
-                <m:grow/>
-              </m:dPr>
-              <m:e>
-                <m:r>
-                  <m:t>7</m:t>
-                </m:r>
-                <m:r>
-                  <m:t>θ</m:t>
-                </m:r>
-              </m:e>
-            </m:d>
+            <m:r>
+              <m:rPr>
+                <m:sty m:val="p"/>
+              </m:rPr>
+              <m:t>(</m:t>
+            </m:r>
+            <m:r>
+              <m:t>7</m:t>
+            </m:r>
+            <m:r>
+              <m:t>θ</m:t>
+            </m:r>
+            <m:r>
+              <m:rPr>
+                <m:sty m:val="p"/>
+              </m:rPr>
+              <m:t>)</m:t>
+            </m:r>
             <m:r>
               <m:rPr>
                 <m:sty m:val="p"/>
@@ -1384,22 +1464,24 @@
               </m:rPr>
               <m:t>sin</m:t>
             </m:r>
-            <m:d>
-              <m:dPr>
-                <m:begChr m:val="("/>
-                <m:sepChr m:val=""/>
-                <m:endChr m:val=")"/>
-                <m:grow/>
-              </m:dPr>
-              <m:e>
-                <m:r>
-                  <m:t>3</m:t>
-                </m:r>
-                <m:r>
-                  <m:t>θ</m:t>
-                </m:r>
-              </m:e>
-            </m:d>
+            <m:r>
+              <m:rPr>
+                <m:sty m:val="p"/>
+              </m:rPr>
+              <m:t>(</m:t>
+            </m:r>
+            <m:r>
+              <m:t>3</m:t>
+            </m:r>
+            <m:r>
+              <m:t>θ</m:t>
+            </m:r>
+            <m:r>
+              <m:rPr>
+                <m:sty m:val="p"/>
+              </m:rPr>
+              <m:t>)</m:t>
+            </m:r>
           </m:num>
           <m:den>
             <m:r>
@@ -1408,22 +1490,24 @@
               </m:rPr>
               <m:t>cos</m:t>
             </m:r>
-            <m:d>
-              <m:dPr>
-                <m:begChr m:val="("/>
-                <m:sepChr m:val=""/>
-                <m:endChr m:val=")"/>
-                <m:grow/>
-              </m:dPr>
-              <m:e>
-                <m:r>
-                  <m:t>7</m:t>
-                </m:r>
-                <m:r>
-                  <m:t>θ</m:t>
-                </m:r>
-              </m:e>
-            </m:d>
+            <m:r>
+              <m:rPr>
+                <m:sty m:val="p"/>
+              </m:rPr>
+              <m:t>(</m:t>
+            </m:r>
+            <m:r>
+              <m:t>7</m:t>
+            </m:r>
+            <m:r>
+              <m:t>θ</m:t>
+            </m:r>
+            <m:r>
+              <m:rPr>
+                <m:sty m:val="p"/>
+              </m:rPr>
+              <m:t>)</m:t>
+            </m:r>
             <m:r>
               <m:rPr>
                 <m:sty m:val="p"/>
@@ -1436,22 +1520,24 @@
               </m:rPr>
               <m:t>cos</m:t>
             </m:r>
-            <m:d>
-              <m:dPr>
-                <m:begChr m:val="("/>
-                <m:sepChr m:val=""/>
-                <m:endChr m:val=")"/>
-                <m:grow/>
-              </m:dPr>
-              <m:e>
-                <m:r>
-                  <m:t>3</m:t>
-                </m:r>
-                <m:r>
-                  <m:t>θ</m:t>
-                </m:r>
-              </m:e>
-            </m:d>
+            <m:r>
+              <m:rPr>
+                <m:sty m:val="p"/>
+              </m:rPr>
+              <m:t>(</m:t>
+            </m:r>
+            <m:r>
+              <m:t>3</m:t>
+            </m:r>
+            <m:r>
+              <m:t>θ</m:t>
+            </m:r>
+            <m:r>
+              <m:rPr>
+                <m:sty m:val="p"/>
+              </m:rPr>
+              <m:t>)</m:t>
+            </m:r>
           </m:den>
         </m:f>
       </m:oMath>
@@ -1481,22 +1567,24 @@
               </m:rPr>
               <m:t>sin</m:t>
             </m:r>
-            <m:d>
-              <m:dPr>
-                <m:begChr m:val="("/>
-                <m:sepChr m:val=""/>
-                <m:endChr m:val=")"/>
-                <m:grow/>
-              </m:dPr>
-              <m:e>
-                <m:r>
-                  <m:t>5</m:t>
-                </m:r>
-                <m:r>
-                  <m:t>θ</m:t>
-                </m:r>
-              </m:e>
-            </m:d>
+            <m:r>
+              <m:rPr>
+                <m:sty m:val="p"/>
+              </m:rPr>
+              <m:t>(</m:t>
+            </m:r>
+            <m:r>
+              <m:t>5</m:t>
+            </m:r>
+            <m:r>
+              <m:t>θ</m:t>
+            </m:r>
+            <m:r>
+              <m:rPr>
+                <m:sty m:val="p"/>
+              </m:rPr>
+              <m:t>)</m:t>
+            </m:r>
             <m:r>
               <m:rPr>
                 <m:sty m:val="p"/>
@@ -1509,19 +1597,21 @@
               </m:rPr>
               <m:t>sin</m:t>
             </m:r>
-            <m:d>
-              <m:dPr>
-                <m:begChr m:val="("/>
-                <m:sepChr m:val=""/>
-                <m:endChr m:val=")"/>
-                <m:grow/>
-              </m:dPr>
-              <m:e>
-                <m:r>
-                  <m:t>θ</m:t>
-                </m:r>
-              </m:e>
-            </m:d>
+            <m:r>
+              <m:rPr>
+                <m:sty m:val="p"/>
+              </m:rPr>
+              <m:t>(</m:t>
+            </m:r>
+            <m:r>
+              <m:t>θ</m:t>
+            </m:r>
+            <m:r>
+              <m:rPr>
+                <m:sty m:val="p"/>
+              </m:rPr>
+              <m:t>)</m:t>
+            </m:r>
           </m:num>
           <m:den>
             <m:r>
@@ -1530,22 +1620,24 @@
               </m:rPr>
               <m:t>cos</m:t>
             </m:r>
-            <m:d>
-              <m:dPr>
-                <m:begChr m:val="("/>
-                <m:sepChr m:val=""/>
-                <m:endChr m:val=")"/>
-                <m:grow/>
-              </m:dPr>
-              <m:e>
-                <m:r>
-                  <m:t>5</m:t>
-                </m:r>
-                <m:r>
-                  <m:t>θ</m:t>
-                </m:r>
-              </m:e>
-            </m:d>
+            <m:r>
+              <m:rPr>
+                <m:sty m:val="p"/>
+              </m:rPr>
+              <m:t>(</m:t>
+            </m:r>
+            <m:r>
+              <m:t>5</m:t>
+            </m:r>
+            <m:r>
+              <m:t>θ</m:t>
+            </m:r>
+            <m:r>
+              <m:rPr>
+                <m:sty m:val="p"/>
+              </m:rPr>
+              <m:t>)</m:t>
+            </m:r>
             <m:r>
               <m:rPr>
                 <m:sty m:val="p"/>
@@ -1558,25 +1650,27 @@
               </m:rPr>
               <m:t>cos</m:t>
             </m:r>
-            <m:d>
-              <m:dPr>
-                <m:begChr m:val="("/>
-                <m:sepChr m:val=""/>
-                <m:endChr m:val=")"/>
-                <m:grow/>
-              </m:dPr>
-              <m:e>
-                <m:r>
-                  <m:t>θ</m:t>
-                </m:r>
-              </m:e>
-            </m:d>
+            <m:r>
+              <m:rPr>
+                <m:sty m:val="p"/>
+              </m:rPr>
+              <m:t>(</m:t>
+            </m:r>
+            <m:r>
+              <m:t>θ</m:t>
+            </m:r>
+            <m:r>
+              <m:rPr>
+                <m:sty m:val="p"/>
+              </m:rPr>
+              <m:t>)</m:t>
+            </m:r>
           </m:den>
         </m:f>
       </m:oMath>
     </w:p>
-    <w:bookmarkEnd w:id="22"/>
-    <w:bookmarkStart w:id="23" w:name="q3"/>
+    <w:bookmarkEnd w:id="11"/>
+    <w:bookmarkStart w:id="12" w:name="q3"/>
     <w:p>
       <w:pPr>
         <w:pStyle w:val="Heading2"/>
@@ -1610,31 +1704,33 @@
           </m:rPr>
           <m:t>cos</m:t>
         </m:r>
-        <m:d>
-          <m:dPr>
-            <m:begChr m:val="("/>
-            <m:sepChr m:val=""/>
-            <m:endChr m:val=")"/>
-            <m:grow/>
-          </m:dPr>
+        <m:r>
+          <m:rPr>
+            <m:sty m:val="p"/>
+          </m:rPr>
+          <m:t>(</m:t>
+        </m:r>
+        <m:sSup>
           <m:e>
-            <m:sSup>
-              <m:e>
-                <m:r>
-                  <m:t>210</m:t>
-                </m:r>
-              </m:e>
-              <m:sup>
-                <m:r>
-                  <m:rPr>
-                    <m:sty m:val="p"/>
-                  </m:rPr>
-                  <m:t>∘</m:t>
-                </m:r>
-              </m:sup>
-            </m:sSup>
+            <m:r>
+              <m:t>210</m:t>
+            </m:r>
           </m:e>
-        </m:d>
+          <m:sup>
+            <m:r>
+              <m:rPr>
+                <m:sty m:val="p"/>
+              </m:rPr>
+              <m:t>∘</m:t>
+            </m:r>
+          </m:sup>
+        </m:sSup>
+        <m:r>
+          <m:rPr>
+            <m:sty m:val="p"/>
+          </m:rPr>
+          <m:t>)</m:t>
+        </m:r>
       </m:oMath>
       <w:r>
         <w:t xml:space="preserve">?</w:t>
@@ -1657,31 +1753,33 @@
           </m:rPr>
           <m:t>sin</m:t>
         </m:r>
-        <m:d>
-          <m:dPr>
-            <m:begChr m:val="("/>
-            <m:sepChr m:val=""/>
-            <m:endChr m:val=")"/>
-            <m:grow/>
-          </m:dPr>
+        <m:r>
+          <m:rPr>
+            <m:sty m:val="p"/>
+          </m:rPr>
+          <m:t>(</m:t>
+        </m:r>
+        <m:sSup>
           <m:e>
-            <m:sSup>
-              <m:e>
-                <m:r>
-                  <m:t>135</m:t>
-                </m:r>
-              </m:e>
-              <m:sup>
-                <m:r>
-                  <m:rPr>
-                    <m:sty m:val="p"/>
-                  </m:rPr>
-                  <m:t>∘</m:t>
-                </m:r>
-              </m:sup>
-            </m:sSup>
+            <m:r>
+              <m:t>135</m:t>
+            </m:r>
           </m:e>
-        </m:d>
+          <m:sup>
+            <m:r>
+              <m:rPr>
+                <m:sty m:val="p"/>
+              </m:rPr>
+              <m:t>∘</m:t>
+            </m:r>
+          </m:sup>
+        </m:sSup>
+        <m:r>
+          <m:rPr>
+            <m:sty m:val="p"/>
+          </m:rPr>
+          <m:t>)</m:t>
+        </m:r>
       </m:oMath>
       <w:r>
         <w:t xml:space="preserve"> </w:t>
@@ -1699,31 +1797,33 @@
           </m:rPr>
           <m:t>sin</m:t>
         </m:r>
-        <m:d>
-          <m:dPr>
-            <m:begChr m:val="("/>
-            <m:sepChr m:val=""/>
-            <m:endChr m:val=")"/>
-            <m:grow/>
-          </m:dPr>
+        <m:r>
+          <m:rPr>
+            <m:sty m:val="p"/>
+          </m:rPr>
+          <m:t>(</m:t>
+        </m:r>
+        <m:sSup>
           <m:e>
-            <m:sSup>
-              <m:e>
-                <m:r>
-                  <m:t>225</m:t>
-                </m:r>
-              </m:e>
-              <m:sup>
-                <m:r>
-                  <m:rPr>
-                    <m:sty m:val="p"/>
-                  </m:rPr>
-                  <m:t>∘</m:t>
-                </m:r>
-              </m:sup>
-            </m:sSup>
+            <m:r>
+              <m:t>225</m:t>
+            </m:r>
           </m:e>
-        </m:d>
+          <m:sup>
+            <m:r>
+              <m:rPr>
+                <m:sty m:val="p"/>
+              </m:rPr>
+              <m:t>∘</m:t>
+            </m:r>
+          </m:sup>
+        </m:sSup>
+        <m:r>
+          <m:rPr>
+            <m:sty m:val="p"/>
+          </m:rPr>
+          <m:t>)</m:t>
+        </m:r>
       </m:oMath>
       <w:r>
         <w:t xml:space="preserve">?</w:t>
@@ -1746,31 +1846,33 @@
           </m:rPr>
           <m:t>sin</m:t>
         </m:r>
-        <m:d>
-          <m:dPr>
-            <m:begChr m:val="("/>
-            <m:sepChr m:val=""/>
-            <m:endChr m:val=")"/>
-            <m:grow/>
-          </m:dPr>
+        <m:r>
+          <m:rPr>
+            <m:sty m:val="p"/>
+          </m:rPr>
+          <m:t>(</m:t>
+        </m:r>
+        <m:sSup>
           <m:e>
-            <m:sSup>
-              <m:e>
-                <m:r>
-                  <m:t>50</m:t>
-                </m:r>
-              </m:e>
-              <m:sup>
-                <m:r>
-                  <m:rPr>
-                    <m:sty m:val="p"/>
-                  </m:rPr>
-                  <m:t>∘</m:t>
-                </m:r>
-              </m:sup>
-            </m:sSup>
+            <m:r>
+              <m:t>50</m:t>
+            </m:r>
           </m:e>
-        </m:d>
+          <m:sup>
+            <m:r>
+              <m:rPr>
+                <m:sty m:val="p"/>
+              </m:rPr>
+              <m:t>∘</m:t>
+            </m:r>
+          </m:sup>
+        </m:sSup>
+        <m:r>
+          <m:rPr>
+            <m:sty m:val="p"/>
+          </m:rPr>
+          <m:t>)</m:t>
+        </m:r>
       </m:oMath>
       <w:r>
         <w:t xml:space="preserve"> </w:t>
@@ -1816,31 +1918,33 @@
           </m:rPr>
           <m:t>cos</m:t>
         </m:r>
-        <m:d>
-          <m:dPr>
-            <m:begChr m:val="("/>
-            <m:sepChr m:val=""/>
-            <m:endChr m:val=")"/>
-            <m:grow/>
-          </m:dPr>
+        <m:r>
+          <m:rPr>
+            <m:sty m:val="p"/>
+          </m:rPr>
+          <m:t>(</m:t>
+        </m:r>
+        <m:sSup>
           <m:e>
-            <m:sSup>
-              <m:e>
-                <m:r>
-                  <m:t>130</m:t>
-                </m:r>
-              </m:e>
-              <m:sup>
-                <m:r>
-                  <m:rPr>
-                    <m:sty m:val="p"/>
-                  </m:rPr>
-                  <m:t>∘</m:t>
-                </m:r>
-              </m:sup>
-            </m:sSup>
+            <m:r>
+              <m:t>130</m:t>
+            </m:r>
           </m:e>
-        </m:d>
+          <m:sup>
+            <m:r>
+              <m:rPr>
+                <m:sty m:val="p"/>
+              </m:rPr>
+              <m:t>∘</m:t>
+            </m:r>
+          </m:sup>
+        </m:sSup>
+        <m:r>
+          <m:rPr>
+            <m:sty m:val="p"/>
+          </m:rPr>
+          <m:t>)</m:t>
+        </m:r>
       </m:oMath>
       <w:r>
         <w:t xml:space="preserve"> </w:t>
@@ -1849,8 +1953,8 @@
         <w:t xml:space="preserve">to three decimal places?</w:t>
       </w:r>
     </w:p>
-    <w:bookmarkEnd w:id="23"/>
-    <w:bookmarkStart w:id="25" w:name="q4"/>
+    <w:bookmarkEnd w:id="12"/>
+    <w:bookmarkStart w:id="14" w:name="q4"/>
     <w:p>
       <w:pPr>
         <w:pStyle w:val="Heading2"/>
@@ -1903,19 +2007,21 @@
           </m:rPr>
           <m:t>sin</m:t>
         </m:r>
-        <m:d>
-          <m:dPr>
-            <m:begChr m:val="("/>
-            <m:sepChr m:val=""/>
-            <m:endChr m:val=")"/>
-            <m:grow/>
-          </m:dPr>
-          <m:e>
-            <m:r>
-              <m:t>15</m:t>
-            </m:r>
-          </m:e>
-        </m:d>
+        <m:r>
+          <m:rPr>
+            <m:sty m:val="p"/>
+          </m:rPr>
+          <m:t>(</m:t>
+        </m:r>
+        <m:r>
+          <m:t>15</m:t>
+        </m:r>
+        <m:r>
+          <m:rPr>
+            <m:sty m:val="p"/>
+          </m:rPr>
+          <m:t>)</m:t>
+        </m:r>
       </m:oMath>
     </w:p>
     <w:p>
@@ -1938,19 +2044,21 @@
           </m:rPr>
           <m:t>cos</m:t>
         </m:r>
-        <m:d>
-          <m:dPr>
-            <m:begChr m:val="("/>
-            <m:sepChr m:val=""/>
-            <m:endChr m:val=")"/>
-            <m:grow/>
-          </m:dPr>
-          <m:e>
-            <m:r>
-              <m:t>15</m:t>
-            </m:r>
-          </m:e>
-        </m:d>
+        <m:r>
+          <m:rPr>
+            <m:sty m:val="p"/>
+          </m:rPr>
+          <m:t>(</m:t>
+        </m:r>
+        <m:r>
+          <m:t>15</m:t>
+        </m:r>
+        <m:r>
+          <m:rPr>
+            <m:sty m:val="p"/>
+          </m:rPr>
+          <m:t>)</m:t>
+        </m:r>
       </m:oMath>
     </w:p>
     <w:p>
@@ -1973,19 +2081,21 @@
           </m:rPr>
           <m:t>tan</m:t>
         </m:r>
-        <m:d>
-          <m:dPr>
-            <m:begChr m:val="("/>
-            <m:sepChr m:val=""/>
-            <m:endChr m:val=")"/>
-            <m:grow/>
-          </m:dPr>
-          <m:e>
-            <m:r>
-              <m:t>15</m:t>
-            </m:r>
-          </m:e>
-        </m:d>
+        <m:r>
+          <m:rPr>
+            <m:sty m:val="p"/>
+          </m:rPr>
+          <m:t>(</m:t>
+        </m:r>
+        <m:r>
+          <m:t>15</m:t>
+        </m:r>
+        <m:r>
+          <m:rPr>
+            <m:sty m:val="p"/>
+          </m:rPr>
+          <m:t>)</m:t>
+        </m:r>
       </m:oMath>
     </w:p>
     <w:p>
@@ -2008,19 +2118,21 @@
           </m:rPr>
           <m:t>sin</m:t>
         </m:r>
-        <m:d>
-          <m:dPr>
-            <m:begChr m:val="("/>
-            <m:sepChr m:val=""/>
-            <m:endChr m:val=")"/>
-            <m:grow/>
-          </m:dPr>
-          <m:e>
-            <m:r>
-              <m:t>75</m:t>
-            </m:r>
-          </m:e>
-        </m:d>
+        <m:r>
+          <m:rPr>
+            <m:sty m:val="p"/>
+          </m:rPr>
+          <m:t>(</m:t>
+        </m:r>
+        <m:r>
+          <m:t>75</m:t>
+        </m:r>
+        <m:r>
+          <m:rPr>
+            <m:sty m:val="p"/>
+          </m:rPr>
+          <m:t>)</m:t>
+        </m:r>
       </m:oMath>
     </w:p>
     <w:p>
@@ -2043,19 +2155,21 @@
           </m:rPr>
           <m:t>cos</m:t>
         </m:r>
-        <m:d>
-          <m:dPr>
-            <m:begChr m:val="("/>
-            <m:sepChr m:val=""/>
-            <m:endChr m:val=")"/>
-            <m:grow/>
-          </m:dPr>
-          <m:e>
-            <m:r>
-              <m:t>75</m:t>
-            </m:r>
-          </m:e>
-        </m:d>
+        <m:r>
+          <m:rPr>
+            <m:sty m:val="p"/>
+          </m:rPr>
+          <m:t>(</m:t>
+        </m:r>
+        <m:r>
+          <m:t>75</m:t>
+        </m:r>
+        <m:r>
+          <m:rPr>
+            <m:sty m:val="p"/>
+          </m:rPr>
+          <m:t>)</m:t>
+        </m:r>
       </m:oMath>
     </w:p>
     <w:p>
@@ -2078,19 +2192,21 @@
           </m:rPr>
           <m:t>tan</m:t>
         </m:r>
-        <m:d>
-          <m:dPr>
-            <m:begChr m:val="("/>
-            <m:sepChr m:val=""/>
-            <m:endChr m:val=")"/>
-            <m:grow/>
-          </m:dPr>
-          <m:e>
-            <m:r>
-              <m:t>75</m:t>
-            </m:r>
-          </m:e>
-        </m:d>
+        <m:r>
+          <m:rPr>
+            <m:sty m:val="p"/>
+          </m:rPr>
+          <m:t>(</m:t>
+        </m:r>
+        <m:r>
+          <m:t>75</m:t>
+        </m:r>
+        <m:r>
+          <m:rPr>
+            <m:sty m:val="p"/>
+          </m:rPr>
+          <m:t>)</m:t>
+        </m:r>
       </m:oMath>
     </w:p>
     <w:p>
@@ -2104,7 +2220,7 @@
       <w:pPr>
         <w:pStyle w:val="FirstParagraph"/>
       </w:pPr>
-      <w:hyperlink r:id="rId24">
+      <w:hyperlink r:id="rId13">
         <w:r>
           <w:rPr>
             <w:rStyle w:val="Hyperlink"/>
@@ -2120,8 +2236,8 @@
         </w:pict>
       </w:r>
     </w:p>
-    <w:bookmarkEnd w:id="25"/>
-    <w:bookmarkStart w:id="27" w:name="version-history-and-licensing"/>
+    <w:bookmarkEnd w:id="14"/>
+    <w:bookmarkStart w:id="16" w:name="version-history-and-licensing"/>
     <w:p>
       <w:pPr>
         <w:pStyle w:val="Heading2"/>
@@ -2154,7 +2270,7 @@
       <w:pPr>
         <w:pStyle w:val="FirstParagraph"/>
       </w:pPr>
-      <w:hyperlink r:id="rId26">
+      <w:hyperlink r:id="rId15">
         <w:r>
           <w:rPr>
             <w:rStyle w:val="Hyperlink"/>
@@ -2163,7 +2279,7 @@
         </w:r>
       </w:hyperlink>
     </w:p>
-    <w:bookmarkEnd w:id="27"/>
+    <w:bookmarkEnd w:id="16"/>
     <w:sectPr>
       <w:pgSz w:h="15840" w:w="12240"/>
       <w:pgMar w:bottom="1440" w:footer="720" w:gutter="0" w:header="720" w:left="1440" w:right="1440" w:top="1440"/>
